--- a/NURS_6421C_Discussion_WK9.docx
+++ b/NURS_6421C_Discussion_WK9.docx
@@ -335,17 +335,53 @@
       <w:pPr>
         <w:spacing w:line="480" w:lineRule="auto"/>
         <w:rPr>
-          <w:color w:val="2D3B45"/>
-          <w:shd w:val="clear" w:color="auto" w:fill="FFFFFF"/>
-        </w:rPr>
-      </w:pPr>
-      <w:r>
-        <w:rPr>
           <w:rStyle w:val="Strong"/>
           <w:color w:val="2D3B45"/>
           <w:shd w:val="clear" w:color="auto" w:fill="FFFFFF"/>
         </w:rPr>
+      </w:pPr>
+      <w:r>
+        <w:rPr>
+          <w:rStyle w:val="Strong"/>
+          <w:color w:val="2D3B45"/>
+          <w:shd w:val="clear" w:color="auto" w:fill="FFFFFF"/>
+        </w:rPr>
         <w:lastRenderedPageBreak/>
+        <w:t>Discussion Week 9:</w:t>
+      </w:r>
+    </w:p>
+    <w:p>
+      <w:pPr>
+        <w:spacing w:line="480" w:lineRule="auto"/>
+        <w:rPr>
+          <w:rStyle w:val="Strong"/>
+          <w:color w:val="2D3B45"/>
+          <w:shd w:val="clear" w:color="auto" w:fill="FFFFFF"/>
+        </w:rPr>
+      </w:pPr>
+      <w:r>
+        <w:rPr>
+          <w:rStyle w:val="Strong"/>
+          <w:color w:val="2D3B45"/>
+          <w:shd w:val="clear" w:color="auto" w:fill="FFFFFF"/>
+        </w:rPr>
+        <w:t>Future-State Workflow Peer Review</w:t>
+      </w:r>
+    </w:p>
+    <w:p>
+      <w:pPr>
+        <w:spacing w:line="480" w:lineRule="auto"/>
+        <w:rPr>
+          <w:color w:val="2D3B45"/>
+          <w:shd w:val="clear" w:color="auto" w:fill="FFFFFF"/>
+        </w:rPr>
+      </w:pPr>
+      <w:r>
+        <w:rPr>
+          <w:rStyle w:val="Strong"/>
+          <w:color w:val="2D3B45"/>
+          <w:shd w:val="clear" w:color="auto" w:fill="FFFFFF"/>
+        </w:rPr>
         <w:t>Post</w:t>
       </w:r>
       <w:r>
